--- a/t29_s2.docx
+++ b/t29_s2.docx
@@ -3,2168 +3,998 @@
 <w:document xmlns:wpc="http://schemas.microsoft.com/office/word/2010/wordprocessingCanvas" xmlns:mo="http://schemas.microsoft.com/office/mac/office/2008/main" xmlns:mc="http://schemas.openxmlformats.org/markup-compatibility/2006" xmlns:mv="urn:schemas-microsoft-com:mac:vml" xmlns:o="urn:schemas-microsoft-com:office:office" xmlns:r="http://schemas.openxmlformats.org/officeDocument/2006/relationships" xmlns:m="http://schemas.openxmlformats.org/officeDocument/2006/math" xmlns:v="urn:schemas-microsoft-com:vml" xmlns:wp14="http://schemas.microsoft.com/office/word/2010/wordprocessingDrawing" xmlns:wp="http://schemas.openxmlformats.org/drawingml/2006/wordprocessingDrawing" xmlns:w10="urn:schemas-microsoft-com:office:word" xmlns:w="http://schemas.openxmlformats.org/wordprocessingml/2006/main" xmlns:w14="http://schemas.microsoft.com/office/word/2010/wordml" xmlns:wpg="http://schemas.microsoft.com/office/word/2010/wordprocessingGroup" xmlns:wpi="http://schemas.microsoft.com/office/word/2010/wordprocessingInk" xmlns:wne="http://schemas.microsoft.com/office/word/2006/wordml" xmlns:wps="http://schemas.microsoft.com/office/word/2010/wordprocessingShape" mc:Ignorable="w14 wp14">
   <w:body>
     <w:p>
-      <w:pPr>
-        <w:spacing w:after="20" w:before="120"/>
-      </w:pPr>
       <w:r>
-        <w:rPr>
-          <w:b/>
-          <w:sz w:val="22"/>
-        </w:rPr>
-        <w:t>Question: What is the mechanism by which spraying kerosene on stagnant water kills Anopheles mosquitoes?</w:t>
+        <w:t xml:space="preserve">Question: A client with COPD is prescribed oxygen at 2 L/min via nasal cannula. The nurse understands that the low flow rate is used because:</w:t>
       </w:r>
     </w:p>
     <w:p>
-      <w:pPr>
-        <w:spacing w:after="0" w:before="0"/>
-      </w:pPr>
       <w:r>
-        <w:rPr>
-          <w:b w:val="0"/>
-          <w:sz w:val="22"/>
-        </w:rPr>
-        <w:t>(a) Entry into and blocking of respiratory tract</w:t>
+        <w:t xml:space="preserve">(a) High oxygen levels may suppress the hypoxic drive to breathe</w:t>
       </w:r>
     </w:p>
     <w:p>
-      <w:pPr>
-        <w:spacing w:after="0" w:before="0"/>
-      </w:pPr>
       <w:r>
-        <w:rPr>
-          <w:b w:val="0"/>
-          <w:sz w:val="22"/>
-        </w:rPr>
-        <w:t>(b) Burning of body wall</w:t>
+        <w:t xml:space="preserve">(b) Low flow is cheaper</w:t>
       </w:r>
     </w:p>
     <w:p>
-      <w:pPr>
-        <w:spacing w:after="0" w:before="0"/>
-      </w:pPr>
       <w:r>
-        <w:rPr>
-          <w:b w:val="0"/>
-          <w:sz w:val="22"/>
-        </w:rPr>
-        <w:t>(c) Diffusion into body</w:t>
+        <w:t xml:space="preserve">(c) The client prefers a low flow</w:t>
       </w:r>
     </w:p>
     <w:p>
-      <w:pPr>
-        <w:spacing w:after="0" w:before="0"/>
-      </w:pPr>
       <w:r>
-        <w:rPr>
-          <w:b w:val="0"/>
-          <w:sz w:val="22"/>
-        </w:rPr>
-        <w:t>(d) Prevention of spiracle to come in contact with air</w:t>
+        <w:t xml:space="preserve">(d) High flow causes nasal irritation only</w:t>
       </w:r>
     </w:p>
     <w:p>
-      <w:pPr>
-        <w:spacing w:after="0" w:before="40"/>
-      </w:pPr>
       <w:r>
-        <w:rPr>
-          <w:b/>
-          <w:sz w:val="22"/>
-        </w:rPr>
-        <w:t>Answer: a</w:t>
+        <w:t xml:space="preserve">Answer: a</w:t>
       </w:r>
     </w:p>
     <w:p>
-      <w:pPr>
-        <w:spacing w:after="0" w:before="0"/>
-      </w:pPr>
       <w:r>
-        <w:rPr>
-          <w:b w:val="0"/>
-          <w:sz w:val="21"/>
-        </w:rPr>
-        <w:t>Solution: Spraying kerosene on stagnant water kills Anopheles mosquitoes by the mechanism of entry into and blocking of the respiratory tract. Kerosene forms a film over the water surface, depriving the mosquito larvae and pupae of access to atmospheric oxygen. Mosquito larvae and pupae breathe through specialized structures called spiracles, which are connected to their respiratory system. When the kerosene film is formed on the water, it blocks the spiracles, preventing the larvae and pupae from obtaining oxygen and leading to their suffocation and death.</w:t>
+        <w:t xml:space="preserve">Solution: In clients with chronic CO2 retention (COPD), the hypoxic drive stimulates breathing. High oxygen levels can remove this drive, causing respiratory depression. Oxygen is given at the lowest flow that maintains SaO2 of 88–92%.</w:t>
       </w:r>
     </w:p>
     <w:p>
-      <w:pPr>
-        <w:spacing w:after="0" w:before="0"/>
-      </w:pPr>
       <w:r>
-        <w:rPr>
-          <w:b w:val="0"/>
-          <w:sz w:val="20"/>
-        </w:rPr>
-        <w:t>Positive Marks: 1</w:t>
+        <w:t xml:space="preserve">Positive Marks: 1</w:t>
       </w:r>
     </w:p>
     <w:p>
-      <w:pPr>
-        <w:spacing w:after="160" w:before="0"/>
-      </w:pPr>
       <w:r>
-        <w:rPr>
-          <w:b w:val="0"/>
-          <w:sz w:val="20"/>
-        </w:rPr>
-        <w:t>Negative Marks: 0.25</w:t>
+        <w:t xml:space="preserve">Negative Marks: 0.25</w:t>
       </w:r>
     </w:p>
     <w:p>
-      <w:pPr>
-        <w:spacing w:after="20" w:before="120"/>
-      </w:pPr>
       <w:r>
-        <w:rPr>
-          <w:b/>
-          <w:sz w:val="22"/>
-        </w:rPr>
-        <w:t>Question: ASHA in "A" stands for?</w:t>
+        <w:t xml:space="preserve"/>
       </w:r>
     </w:p>
     <w:p>
-      <w:pPr>
-        <w:spacing w:after="0" w:before="0"/>
-      </w:pPr>
       <w:r>
-        <w:rPr>
-          <w:b w:val="0"/>
-          <w:sz w:val="22"/>
-        </w:rPr>
-        <w:t>(a) Accesary</w:t>
+        <w:t xml:space="preserve">Question: A client with a head injury has an ICP monitor in place. The nurse should report an ICP reading above:</w:t>
       </w:r>
     </w:p>
     <w:p>
-      <w:pPr>
-        <w:spacing w:after="0" w:before="0"/>
-      </w:pPr>
       <w:r>
-        <w:rPr>
-          <w:b w:val="0"/>
-          <w:sz w:val="22"/>
-        </w:rPr>
-        <w:t>(b) Accredited</w:t>
+        <w:t xml:space="preserve">(a) 20 mm Hg</w:t>
       </w:r>
     </w:p>
     <w:p>
-      <w:pPr>
-        <w:spacing w:after="0" w:before="0"/>
-      </w:pPr>
       <w:r>
-        <w:rPr>
-          <w:b w:val="0"/>
-          <w:sz w:val="22"/>
-        </w:rPr>
-        <w:t>(c) Automised</w:t>
+        <w:t xml:space="preserve">(b) 10 mm Hg</w:t>
       </w:r>
     </w:p>
     <w:p>
-      <w:pPr>
-        <w:spacing w:after="0" w:before="0"/>
-      </w:pPr>
       <w:r>
-        <w:rPr>
-          <w:b w:val="0"/>
-          <w:sz w:val="22"/>
-        </w:rPr>
-        <w:t>(d) Actor</w:t>
+        <w:t xml:space="preserve">(c) 30 mm Hg only</w:t>
       </w:r>
     </w:p>
     <w:p>
-      <w:pPr>
-        <w:spacing w:after="0" w:before="40"/>
-      </w:pPr>
       <w:r>
-        <w:rPr>
-          <w:b/>
-          <w:sz w:val="22"/>
-        </w:rPr>
-        <w:t>Answer: b</w:t>
+        <w:t xml:space="preserve">(d) 5 mm Hg</w:t>
       </w:r>
     </w:p>
     <w:p>
-      <w:pPr>
-        <w:spacing w:after="0" w:before="0"/>
-      </w:pPr>
       <w:r>
-        <w:rPr>
-          <w:b w:val="0"/>
-          <w:sz w:val="21"/>
-        </w:rPr>
-        <w:t>Solution: ASHA stands for Accredited Social Health Activist, a community health volunteer under the National Rural Health Mission.</w:t>
+        <w:t xml:space="preserve">Answer: a</w:t>
       </w:r>
     </w:p>
     <w:p>
-      <w:pPr>
-        <w:spacing w:after="0" w:before="0"/>
-      </w:pPr>
       <w:r>
-        <w:rPr>
-          <w:b w:val="0"/>
-          <w:sz w:val="20"/>
-        </w:rPr>
-        <w:t>Positive Marks: 1</w:t>
+        <w:t xml:space="preserve">Solution: Normal ICP is 5–15 mm Hg. Sustained ICP above 20 mm Hg indicates intracranial hypertension requiring intervention. The nurse elevates the head of the bed and notifies the physician.</w:t>
       </w:r>
     </w:p>
     <w:p>
-      <w:pPr>
-        <w:spacing w:after="160" w:before="0"/>
-      </w:pPr>
       <w:r>
-        <w:rPr>
-          <w:b w:val="0"/>
-          <w:sz w:val="20"/>
-        </w:rPr>
-        <w:t>Negative Marks: 0.25</w:t>
+        <w:t xml:space="preserve">Positive Marks: 1</w:t>
       </w:r>
     </w:p>
     <w:p>
-      <w:pPr>
-        <w:spacing w:after="20" w:before="120"/>
-      </w:pPr>
       <w:r>
-        <w:rPr>
-          <w:b/>
-          <w:sz w:val="22"/>
-        </w:rPr>
-        <w:t>Question: Pregnant lady with card presentation in what is nursing priority?</w:t>
+        <w:t xml:space="preserve">Negative Marks: 0.25</w:t>
       </w:r>
     </w:p>
     <w:p>
-      <w:pPr>
-        <w:spacing w:after="0" w:before="0"/>
-      </w:pPr>
       <w:r>
-        <w:rPr>
-          <w:b w:val="0"/>
-          <w:sz w:val="22"/>
-        </w:rPr>
-        <w:t>(a) Give reverse Trendelenburg position</w:t>
+        <w:t xml:space="preserve"/>
       </w:r>
     </w:p>
     <w:p>
-      <w:pPr>
-        <w:spacing w:after="0" w:before="0"/>
-      </w:pPr>
       <w:r>
-        <w:rPr>
-          <w:b w:val="0"/>
-          <w:sz w:val="22"/>
-        </w:rPr>
-        <w:t>(b) Inform to HCP</w:t>
+        <w:t xml:space="preserve">Question: A client with a colostomy is learning to irrigate. The nurse should teach the client to use:</w:t>
       </w:r>
     </w:p>
     <w:p>
-      <w:pPr>
-        <w:spacing w:after="0" w:before="0"/>
-      </w:pPr>
       <w:r>
-        <w:rPr>
-          <w:b w:val="0"/>
-          <w:sz w:val="22"/>
-        </w:rPr>
-        <w:t>(c) Gently push the cord</w:t>
+        <w:t xml:space="preserve">(a) Warm tap water or saline at a low height</w:t>
       </w:r>
     </w:p>
     <w:p>
-      <w:pPr>
-        <w:spacing w:after="0" w:before="0"/>
-      </w:pPr>
       <w:r>
-        <w:rPr>
-          <w:b w:val="0"/>
-          <w:sz w:val="22"/>
-        </w:rPr>
-        <w:t>(d) Give Trendelenburg position</w:t>
+        <w:t xml:space="preserve">(b) Ice-cold water for stimulation</w:t>
       </w:r>
     </w:p>
     <w:p>
-      <w:pPr>
-        <w:spacing w:after="0" w:before="40"/>
-      </w:pPr>
       <w:r>
-        <w:rPr>
-          <w:b/>
-          <w:sz w:val="22"/>
-        </w:rPr>
-        <w:t>Answer: d</w:t>
+        <w:t xml:space="preserve">(c) High pressure for a faster result</w:t>
       </w:r>
     </w:p>
     <w:p>
-      <w:pPr>
-        <w:spacing w:after="0" w:before="0"/>
-      </w:pPr>
       <w:r>
-        <w:rPr>
-          <w:b w:val="0"/>
-          <w:sz w:val="21"/>
-        </w:rPr>
-        <w:t>Solution: In cord prolapse, place the mother in Trendelenburg or knee-chest position to relieve compression of the cord while preparing for urgent delivery.</w:t>
+        <w:t xml:space="preserve">(d) Boiling water for sterility</w:t>
       </w:r>
     </w:p>
     <w:p>
-      <w:pPr>
-        <w:spacing w:after="0" w:before="0"/>
-      </w:pPr>
       <w:r>
-        <w:rPr>
-          <w:b w:val="0"/>
-          <w:sz w:val="20"/>
-        </w:rPr>
-        <w:t>Positive Marks: 1</w:t>
+        <w:t xml:space="preserve">Answer: a</w:t>
       </w:r>
     </w:p>
     <w:p>
-      <w:pPr>
-        <w:spacing w:after="160" w:before="0"/>
-      </w:pPr>
       <w:r>
-        <w:rPr>
-          <w:b w:val="0"/>
-          <w:sz w:val="20"/>
-        </w:rPr>
-        <w:t>Negative Marks: 0.25</w:t>
+        <w:t xml:space="preserve">Solution: Colostomy irrigation uses lukewarm water or saline at a low height (about 45 cm) with gravity flow. High pressure, cold water, and boiling water can injure the bowel.</w:t>
       </w:r>
     </w:p>
     <w:p>
-      <w:pPr>
-        <w:spacing w:after="20" w:before="120"/>
-      </w:pPr>
       <w:r>
-        <w:rPr>
-          <w:b/>
-          <w:sz w:val="22"/>
-        </w:rPr>
-        <w:t>Question: Which of the following factors is a common cause of fatty diarrhoea?</w:t>
+        <w:t xml:space="preserve">Positive Marks: 1</w:t>
       </w:r>
     </w:p>
     <w:p>
-      <w:pPr>
-        <w:spacing w:after="0" w:before="0"/>
-      </w:pPr>
       <w:r>
-        <w:rPr>
-          <w:b w:val="0"/>
-          <w:sz w:val="22"/>
-        </w:rPr>
-        <w:t>(a) Celiac disease</w:t>
+        <w:t xml:space="preserve">Negative Marks: 0.25</w:t>
       </w:r>
     </w:p>
     <w:p>
-      <w:pPr>
-        <w:spacing w:after="0" w:before="0"/>
-      </w:pPr>
       <w:r>
-        <w:rPr>
-          <w:b w:val="0"/>
-          <w:sz w:val="22"/>
-        </w:rPr>
-        <w:t>(b) Bacterial and viral infection</w:t>
+        <w:t xml:space="preserve"/>
       </w:r>
     </w:p>
     <w:p>
-      <w:pPr>
-        <w:spacing w:after="0" w:before="0"/>
-      </w:pPr>
       <w:r>
-        <w:rPr>
-          <w:b w:val="0"/>
-          <w:sz w:val="22"/>
-        </w:rPr>
-        <w:t>(c) Sucrose intolerance</w:t>
+        <w:t xml:space="preserve">Question: The nurse is evaluating a client's readiness for discharge after a myocardial infarction. Which statement indicates a need for further teaching?</w:t>
       </w:r>
     </w:p>
     <w:p>
-      <w:pPr>
-        <w:spacing w:after="0" w:before="0"/>
-      </w:pPr>
       <w:r>
-        <w:rPr>
-          <w:b w:val="0"/>
-          <w:sz w:val="22"/>
-        </w:rPr>
-        <w:t>(d) Lactose intolerance</w:t>
+        <w:t xml:space="preserve">(a) "I can resume sexual activity as soon as I feel able, but I will check with my doctor first."</w:t>
       </w:r>
     </w:p>
     <w:p>
-      <w:pPr>
-        <w:spacing w:after="0" w:before="40"/>
-      </w:pPr>
       <w:r>
-        <w:rPr>
-          <w:b/>
-          <w:sz w:val="22"/>
-        </w:rPr>
-        <w:t>Answer: a</w:t>
+        <w:t xml:space="preserve">(b) "I will take my nitroglycerin as prescribed for chest pain."</w:t>
       </w:r>
     </w:p>
     <w:p>
-      <w:pPr>
-        <w:spacing w:after="0" w:before="0"/>
-      </w:pPr>
       <w:r>
-        <w:rPr>
-          <w:b w:val="0"/>
-          <w:sz w:val="21"/>
-        </w:rPr>
-        <w:t>Solution: Fatty diarrhoea (steatorrhoea) is a common feature of coeliac disease (malabsorption of fat).</w:t>
+        <w:t xml:space="preserve">(c) "I can stop taking my medications once I feel better."</w:t>
       </w:r>
     </w:p>
     <w:p>
-      <w:pPr>
-        <w:spacing w:after="0" w:before="0"/>
-      </w:pPr>
       <w:r>
-        <w:rPr>
-          <w:b w:val="0"/>
-          <w:sz w:val="20"/>
-        </w:rPr>
-        <w:t>Positive Marks: 1</w:t>
+        <w:t xml:space="preserve">(d) "I will gradually increase my activity as tolerated."</w:t>
       </w:r>
     </w:p>
     <w:p>
-      <w:pPr>
-        <w:spacing w:after="160" w:before="0"/>
-      </w:pPr>
       <w:r>
-        <w:rPr>
-          <w:b w:val="0"/>
-          <w:sz w:val="20"/>
-        </w:rPr>
-        <w:t>Negative Marks: 0.25</w:t>
+        <w:t xml:space="preserve">Answer: c</w:t>
       </w:r>
     </w:p>
     <w:p>
-      <w:pPr>
-        <w:spacing w:after="20" w:before="120"/>
-      </w:pPr>
       <w:r>
-        <w:rPr>
-          <w:b/>
-          <w:sz w:val="22"/>
-        </w:rPr>
-        <w:t>Question: What is the immediate priority first aid management for chemical splash/foreign substance in the eye?</w:t>
+        <w:t xml:space="preserve">Solution: Medications after MI are continued indefinitely; stopping them without medical advice is dangerous. The other statements reflect appropriate understanding of recovery.</w:t>
       </w:r>
     </w:p>
     <w:p>
-      <w:pPr>
-        <w:spacing w:after="0" w:before="0"/>
-      </w:pPr>
       <w:r>
-        <w:rPr>
-          <w:b w:val="0"/>
-          <w:sz w:val="22"/>
-        </w:rPr>
-        <w:t>(a) Cover with tight pressure patch</w:t>
+        <w:t xml:space="preserve">Positive Marks: 1</w:t>
       </w:r>
     </w:p>
     <w:p>
-      <w:pPr>
-        <w:spacing w:after="0" w:before="0"/>
-      </w:pPr>
       <w:r>
-        <w:rPr>
-          <w:b w:val="0"/>
-          <w:sz w:val="22"/>
-        </w:rPr>
-        <w:t>(b) Attempt manual removal</w:t>
+        <w:t xml:space="preserve">Negative Marks: 0.25</w:t>
       </w:r>
     </w:p>
     <w:p>
-      <w:pPr>
-        <w:spacing w:after="0" w:before="0"/>
-      </w:pPr>
       <w:r>
-        <w:rPr>
-          <w:b w:val="0"/>
-          <w:sz w:val="22"/>
-        </w:rPr>
-        <w:t>(c) Copious eye irrigation with clean water or Normal Saline for 15-20 mins</w:t>
+        <w:t xml:space="preserve"/>
       </w:r>
     </w:p>
     <w:p>
-      <w:pPr>
-        <w:spacing w:after="0" w:before="0"/>
-      </w:pPr>
       <w:r>
-        <w:rPr>
-          <w:b w:val="0"/>
-          <w:sz w:val="22"/>
-        </w:rPr>
-        <w:t>(d) Administer oral analgesics</w:t>
+        <w:t xml:space="preserve">Question: A client with diabetic retinopathy is scheduled for laser photocoagulation. The nurse explains that the purpose of this treatment is to:</w:t>
       </w:r>
     </w:p>
     <w:p>
-      <w:pPr>
-        <w:spacing w:after="0" w:before="40"/>
-      </w:pPr>
       <w:r>
-        <w:rPr>
-          <w:b/>
-          <w:sz w:val="22"/>
-        </w:rPr>
-        <w:t>Answer: c</w:t>
+        <w:t xml:space="preserve">(a) Seal leaking blood vessels and prevent further vision loss</w:t>
       </w:r>
     </w:p>
     <w:p>
-      <w:pPr>
-        <w:spacing w:after="0" w:before="0"/>
-      </w:pPr>
       <w:r>
-        <w:rPr>
-          <w:b w:val="0"/>
-          <w:sz w:val="21"/>
-        </w:rPr>
-        <w:t>Solution: Immediate, continuous flushing with clean water or sterile normal saline for at least 15–20 minutes is essential to dilute and remove chemical irritants.</w:t>
+        <w:t xml:space="preserve">(b) Restore vision that is already lost</w:t>
       </w:r>
     </w:p>
     <w:p>
-      <w:pPr>
-        <w:spacing w:after="0" w:before="0"/>
-      </w:pPr>
       <w:r>
-        <w:rPr>
-          <w:b w:val="0"/>
-          <w:sz w:val="20"/>
-        </w:rPr>
-        <w:t>Positive Marks: 1</w:t>
+        <w:t xml:space="preserve">(c) Replace the lens of the eye</w:t>
       </w:r>
     </w:p>
     <w:p>
-      <w:pPr>
-        <w:spacing w:after="160" w:before="0"/>
-      </w:pPr>
       <w:r>
-        <w:rPr>
-          <w:b w:val="0"/>
-          <w:sz w:val="20"/>
-        </w:rPr>
-        <w:t>Negative Marks: 0.25</w:t>
+        <w:t xml:space="preserve">(d) Relieve intraocular pressure</w:t>
       </w:r>
     </w:p>
     <w:p>
-      <w:pPr>
-        <w:spacing w:after="20" w:before="120"/>
-      </w:pPr>
       <w:r>
-        <w:rPr>
-          <w:b/>
-          <w:sz w:val="22"/>
-        </w:rPr>
-        <w:t>Question: What is the contraindication of the Covishield vaccine?</w:t>
+        <w:t xml:space="preserve">Answer: a</w:t>
       </w:r>
     </w:p>
     <w:p>
-      <w:pPr>
-        <w:spacing w:after="0" w:before="0"/>
-      </w:pPr>
       <w:r>
-        <w:rPr>
-          <w:b w:val="0"/>
-          <w:sz w:val="22"/>
-        </w:rPr>
-        <w:t>(a) Allergy of 1st dose of</w:t>
+        <w:t xml:space="preserve">Solution: Laser photocoagulation seals leaking retinal vessels and destroys abnormal vessels, preventing further retinal damage and vision loss. It does not restore lost vision.</w:t>
       </w:r>
     </w:p>
     <w:p>
-      <w:pPr>
-        <w:spacing w:after="0" w:before="0"/>
-      </w:pPr>
       <w:r>
-        <w:rPr>
-          <w:b w:val="0"/>
-          <w:sz w:val="22"/>
-        </w:rPr>
-        <w:t>(b) HTN</w:t>
+        <w:t xml:space="preserve">Positive Marks: 1</w:t>
       </w:r>
     </w:p>
     <w:p>
-      <w:pPr>
-        <w:spacing w:after="0" w:before="0"/>
-      </w:pPr>
       <w:r>
-        <w:rPr>
-          <w:b w:val="0"/>
-          <w:sz w:val="22"/>
-        </w:rPr>
-        <w:t>(c) Foreign body allergy</w:t>
+        <w:t xml:space="preserve">Negative Marks: 0.25</w:t>
       </w:r>
     </w:p>
     <w:p>
-      <w:pPr>
-        <w:spacing w:after="0" w:before="0"/>
-      </w:pPr>
       <w:r>
-        <w:rPr>
-          <w:b w:val="0"/>
-          <w:sz w:val="22"/>
-        </w:rPr>
-        <w:t>(d) Pollen allergy</w:t>
+        <w:t xml:space="preserve"/>
       </w:r>
     </w:p>
     <w:p>
-      <w:pPr>
-        <w:spacing w:after="0" w:before="40"/>
-      </w:pPr>
       <w:r>
-        <w:rPr>
-          <w:b/>
-          <w:sz w:val="22"/>
-        </w:rPr>
-        <w:t>Answer: a</w:t>
+        <w:t xml:space="preserve">Question: A client is admitted with acute gastroenteritis and is receiving IV fluids. Which assessment indicates that the client is developing fluid overload?</w:t>
       </w:r>
     </w:p>
     <w:p>
-      <w:pPr>
-        <w:spacing w:after="0" w:before="0"/>
-      </w:pPr>
       <w:r>
-        <w:rPr>
-          <w:b w:val="0"/>
-          <w:sz w:val="21"/>
-        </w:rPr>
-        <w:t>Solution: The contraindication of the Covishield vaccine is allergy to the first dose (option a). Covishield is a COVID-19 vaccine developed by AstraZeneca in collaboration with the University of Oxford. It is based on the adenovirus vector technology and provides protection against the SARS-CoV-2 virus. However, like any vaccine, Covishield has contraindications and precautions. Allergy to the first dose of Covishield is a contraindication, indicating that individuals who have experienced a severe allergic reaction or anaphylaxis to the initial dose should not receive subsequent doses of the vaccine. It is important to follow the specific guidelines and recommendations provided by health authorities regarding vaccine contraindications.</w:t>
+        <w:t xml:space="preserve">(a) Crackles in the lung bases and neck vein distension</w:t>
       </w:r>
     </w:p>
     <w:p>
-      <w:pPr>
-        <w:spacing w:after="0" w:before="0"/>
-      </w:pPr>
       <w:r>
-        <w:rPr>
-          <w:b w:val="0"/>
-          <w:sz w:val="20"/>
-        </w:rPr>
-        <w:t>Positive Marks: 1</w:t>
+        <w:t xml:space="preserve">(b) Dry mucous membranes</w:t>
       </w:r>
     </w:p>
     <w:p>
-      <w:pPr>
-        <w:spacing w:after="160" w:before="0"/>
-      </w:pPr>
       <w:r>
-        <w:rPr>
-          <w:b w:val="0"/>
-          <w:sz w:val="20"/>
-        </w:rPr>
-        <w:t>Negative Marks: 0.25</w:t>
+        <w:t xml:space="preserve">(c) Decreased urine output</w:t>
       </w:r>
     </w:p>
     <w:p>
-      <w:pPr>
-        <w:spacing w:after="20" w:before="120"/>
-      </w:pPr>
       <w:r>
-        <w:rPr>
-          <w:b/>
-          <w:sz w:val="22"/>
-        </w:rPr>
-        <w:t>Question: Which of the following is an example of primary prevention?</w:t>
+        <w:t xml:space="preserve">(d) Increased skin turgor</w:t>
       </w:r>
     </w:p>
     <w:p>
-      <w:pPr>
-        <w:spacing w:after="0" w:before="0"/>
-      </w:pPr>
       <w:r>
-        <w:rPr>
-          <w:b w:val="0"/>
-          <w:sz w:val="22"/>
-        </w:rPr>
-        <w:t>(a) Early treatment of tuberculosis</w:t>
+        <w:t xml:space="preserve">Answer: a</w:t>
       </w:r>
     </w:p>
     <w:p>
-      <w:pPr>
-        <w:spacing w:after="0" w:before="0"/>
-      </w:pPr>
       <w:r>
-        <w:rPr>
-          <w:b w:val="0"/>
-          <w:sz w:val="22"/>
-        </w:rPr>
-        <w:t>(b) Screening for hypertension</w:t>
+        <w:t xml:space="preserve">Solution: Crackles, neck vein distension, edema, and weight gain indicate fluid overload — a risk with rapid IV rehydration. Dry mucous membranes and low urine output indicate dehydration.</w:t>
       </w:r>
     </w:p>
     <w:p>
-      <w:pPr>
-        <w:spacing w:after="0" w:before="0"/>
-      </w:pPr>
       <w:r>
-        <w:rPr>
-          <w:b w:val="0"/>
-          <w:sz w:val="22"/>
-        </w:rPr>
-        <w:t>(c) Rehabilitation after stroke</w:t>
+        <w:t xml:space="preserve">Positive Marks: 1</w:t>
       </w:r>
     </w:p>
     <w:p>
-      <w:pPr>
-        <w:spacing w:after="0" w:before="0"/>
-      </w:pPr>
       <w:r>
-        <w:rPr>
-          <w:b w:val="0"/>
-          <w:sz w:val="22"/>
-        </w:rPr>
-        <w:t>(d) Immunisation against measles</w:t>
+        <w:t xml:space="preserve">Negative Marks: 0.25</w:t>
       </w:r>
     </w:p>
     <w:p>
-      <w:pPr>
-        <w:spacing w:after="0" w:before="40"/>
-      </w:pPr>
       <w:r>
-        <w:rPr>
-          <w:b/>
-          <w:sz w:val="22"/>
-        </w:rPr>
-        <w:t>Answer: d</w:t>
+        <w:t xml:space="preserve"/>
       </w:r>
     </w:p>
     <w:p>
-      <w:pPr>
-        <w:spacing w:after="0" w:before="0"/>
-      </w:pPr>
       <w:r>
-        <w:rPr>
-          <w:b w:val="0"/>
-          <w:sz w:val="21"/>
-        </w:rPr>
-        <w:t>Solution: Immunisation prevents disease before it occurs - primary prevention; screening is secondary prevention.</w:t>
+        <w:t xml:space="preserve">Question: The nurse is preparing to give a client an intramuscular injection of an oil-based medication. Which needle gauge is most appropriate?</w:t>
       </w:r>
     </w:p>
     <w:p>
-      <w:pPr>
-        <w:spacing w:after="0" w:before="0"/>
-      </w:pPr>
       <w:r>
-        <w:rPr>
-          <w:b w:val="0"/>
-          <w:sz w:val="20"/>
-        </w:rPr>
-        <w:t>Positive Marks: 1</w:t>
+        <w:t xml:space="preserve">(a) 20–21 gauge</w:t>
       </w:r>
     </w:p>
     <w:p>
-      <w:pPr>
-        <w:spacing w:after="160" w:before="0"/>
-      </w:pPr>
       <w:r>
-        <w:rPr>
-          <w:b w:val="0"/>
-          <w:sz w:val="20"/>
-        </w:rPr>
-        <w:t>Negative Marks: 0.25</w:t>
+        <w:t xml:space="preserve">(b) 27–30 gauge</w:t>
       </w:r>
     </w:p>
     <w:p>
-      <w:pPr>
-        <w:spacing w:after="20" w:before="120"/>
-      </w:pPr>
       <w:r>
-        <w:rPr>
-          <w:b/>
-          <w:sz w:val="22"/>
-        </w:rPr>
-        <w:t>Question: In the emergency department, during CPR of a neonate, the on-duty nurse is unable to access a venous site. What is the priority next action?</w:t>
+        <w:t xml:space="preserve">(c) 24–25 gauge</w:t>
       </w:r>
     </w:p>
     <w:p>
-      <w:pPr>
-        <w:spacing w:after="0" w:before="0"/>
-      </w:pPr>
       <w:r>
-        <w:rPr>
-          <w:b w:val="0"/>
-          <w:sz w:val="22"/>
-        </w:rPr>
-        <w:t>(a) Direct injection into the intraosseous space of the tibia</w:t>
+        <w:t xml:space="preserve">(d) 18 gauge</w:t>
       </w:r>
     </w:p>
     <w:p>
-      <w:pPr>
-        <w:spacing w:after="0" w:before="0"/>
-      </w:pPr>
       <w:r>
-        <w:rPr>
-          <w:b w:val="0"/>
-          <w:sz w:val="22"/>
-        </w:rPr>
-        <w:t>(b) Direct injection into an artery</w:t>
+        <w:t xml:space="preserve">Answer: a</w:t>
       </w:r>
     </w:p>
     <w:p>
-      <w:pPr>
-        <w:spacing w:after="0" w:before="0"/>
-      </w:pPr>
       <w:r>
-        <w:rPr>
-          <w:b w:val="0"/>
-          <w:sz w:val="22"/>
-        </w:rPr>
-        <w:t>(c) Cut down and inject directly</w:t>
+        <w:t xml:space="preserve">Solution: Oil-based and viscous medications require a larger-bore needle (20–21 gauge) to flow easily. Smaller gauges (24–30) are used for aqueous solutions and subcutaneous injections.</w:t>
       </w:r>
     </w:p>
     <w:p>
-      <w:pPr>
-        <w:spacing w:after="0" w:before="0"/>
-      </w:pPr>
       <w:r>
-        <w:rPr>
-          <w:b w:val="0"/>
-          <w:sz w:val="22"/>
-        </w:rPr>
-        <w:t>(d) Plan for a central line</w:t>
+        <w:t xml:space="preserve">Positive Marks: 1</w:t>
       </w:r>
     </w:p>
     <w:p>
-      <w:pPr>
-        <w:spacing w:after="0" w:before="40"/>
-      </w:pPr>
       <w:r>
-        <w:rPr>
-          <w:b/>
-          <w:sz w:val="22"/>
-        </w:rPr>
-        <w:t>Answer: a</w:t>
+        <w:t xml:space="preserve">Negative Marks: 0.25</w:t>
       </w:r>
     </w:p>
     <w:p>
-      <w:pPr>
-        <w:spacing w:after="0" w:before="0"/>
-      </w:pPr>
       <w:r>
-        <w:rPr>
-          <w:b w:val="0"/>
-          <w:sz w:val="21"/>
-        </w:rPr>
-        <w:t>Solution: If venous access cannot be established within 90 seconds (3 attempts) during neonatal resuscitation, intraosseous (IO) access is the preferred alternative route for drugs and fluids.</w:t>
+        <w:t xml:space="preserve"/>
       </w:r>
     </w:p>
     <w:p>
-      <w:pPr>
-        <w:spacing w:after="0" w:before="0"/>
-      </w:pPr>
       <w:r>
-        <w:rPr>
-          <w:b w:val="0"/>
-          <w:sz w:val="20"/>
-        </w:rPr>
-        <w:t>Positive Marks: 1</w:t>
+        <w:t xml:space="preserve">Question: A client with cirrhosis is at risk for bleeding. Which nursing action is most important?</w:t>
       </w:r>
     </w:p>
     <w:p>
-      <w:pPr>
-        <w:spacing w:after="160" w:before="0"/>
-      </w:pPr>
       <w:r>
-        <w:rPr>
-          <w:b w:val="0"/>
-          <w:sz w:val="20"/>
-        </w:rPr>
-        <w:t>Negative Marks: 0.25</w:t>
+        <w:t xml:space="preserve">(a) Use a soft toothbrush and handle the client gently</w:t>
       </w:r>
     </w:p>
     <w:p>
-      <w:pPr>
-        <w:spacing w:after="20" w:before="120"/>
-      </w:pPr>
       <w:r>
-        <w:rPr>
-          <w:b/>
-          <w:sz w:val="22"/>
-        </w:rPr>
-        <w:t>Question: What is the initial diagnostic investigation of choice for suspected Placenta Previa in third trimester bleeding?</w:t>
+        <w:t xml:space="preserve">(b) Encourage vigorous brushing of teeth</w:t>
       </w:r>
     </w:p>
     <w:p>
-      <w:pPr>
-        <w:spacing w:after="0" w:before="0"/>
-      </w:pPr>
       <w:r>
-        <w:rPr>
-          <w:b w:val="0"/>
-          <w:sz w:val="22"/>
-        </w:rPr>
-        <w:t>(a) MRI scan</w:t>
+        <w:t xml:space="preserve">(c) Administer aspirin for headache</w:t>
       </w:r>
     </w:p>
     <w:p>
-      <w:pPr>
-        <w:spacing w:after="0" w:before="0"/>
-      </w:pPr>
       <w:r>
-        <w:rPr>
-          <w:b w:val="0"/>
-          <w:sz w:val="22"/>
-        </w:rPr>
-        <w:t>(b) Pelvic X-ray</w:t>
+        <w:t xml:space="preserve">(d) Restrict fluids</w:t>
       </w:r>
     </w:p>
     <w:p>
-      <w:pPr>
-        <w:spacing w:after="0" w:before="0"/>
-      </w:pPr>
       <w:r>
-        <w:rPr>
-          <w:b w:val="0"/>
-          <w:sz w:val="22"/>
-        </w:rPr>
-        <w:t>(c) Obstetric Transabdominal / Transvaginal Ultrasonography (USG)</w:t>
+        <w:t xml:space="preserve">Answer: a</w:t>
       </w:r>
     </w:p>
     <w:p>
-      <w:pPr>
-        <w:spacing w:after="0" w:before="0"/>
-      </w:pPr>
       <w:r>
-        <w:rPr>
-          <w:b w:val="0"/>
-          <w:sz w:val="22"/>
-        </w:rPr>
-        <w:t>(d) CT scan</w:t>
+        <w:t xml:space="preserve">Solution: Cirrhosis impairs clotting factor production, increasing bleeding risk. A soft toothbrush, gentle handling, and avoidance of aspirin and IM injections reduce the risk of bleeding.</w:t>
       </w:r>
     </w:p>
     <w:p>
-      <w:pPr>
-        <w:spacing w:after="0" w:before="40"/>
-      </w:pPr>
       <w:r>
-        <w:rPr>
-          <w:b/>
-          <w:sz w:val="22"/>
-        </w:rPr>
-        <w:t>Answer: c</w:t>
+        <w:t xml:space="preserve">Positive Marks: 1</w:t>
       </w:r>
     </w:p>
     <w:p>
-      <w:pPr>
-        <w:spacing w:after="0" w:before="0"/>
-      </w:pPr>
       <w:r>
-        <w:rPr>
-          <w:b w:val="0"/>
-          <w:sz w:val="21"/>
-        </w:rPr>
-        <w:t>Solution: Ultrasonography (USG) is the safe, non-invasive gold standard investigation to locate placental implantation site and diagnose placenta previa.</w:t>
+        <w:t xml:space="preserve">Negative Marks: 0.25</w:t>
       </w:r>
     </w:p>
     <w:p>
-      <w:pPr>
-        <w:spacing w:after="0" w:before="0"/>
-      </w:pPr>
       <w:r>
-        <w:rPr>
-          <w:b w:val="0"/>
-          <w:sz w:val="20"/>
-        </w:rPr>
-        <w:t>Positive Marks: 1</w:t>
+        <w:t xml:space="preserve"/>
       </w:r>
     </w:p>
     <w:p>
-      <w:pPr>
-        <w:spacing w:after="160" w:before="0"/>
-      </w:pPr>
       <w:r>
-        <w:rPr>
-          <w:b w:val="0"/>
-          <w:sz w:val="20"/>
-        </w:rPr>
-        <w:t>Negative Marks: 0.25</w:t>
+        <w:t xml:space="preserve">Question: A nurse is assessing a client with acute appendicitis. Which finding is most characteristic?</w:t>
       </w:r>
     </w:p>
     <w:p>
-      <w:pPr>
-        <w:spacing w:after="20" w:before="120"/>
-      </w:pPr>
       <w:r>
-        <w:rPr>
-          <w:b/>
-          <w:sz w:val="22"/>
-        </w:rPr>
-        <w:t>Question: Widal test is done in the diagnosis of:</w:t>
+        <w:t xml:space="preserve">(a) Rebound tenderness at McBurney's point</w:t>
       </w:r>
     </w:p>
     <w:p>
-      <w:pPr>
-        <w:spacing w:after="0" w:before="0"/>
-      </w:pPr>
       <w:r>
-        <w:rPr>
-          <w:b w:val="0"/>
-          <w:sz w:val="22"/>
-        </w:rPr>
-        <w:t>(a) Rheumatic fever</w:t>
+        <w:t xml:space="preserve">(b) Left lower quadrant pain</w:t>
       </w:r>
     </w:p>
     <w:p>
-      <w:pPr>
-        <w:spacing w:after="0" w:before="0"/>
-      </w:pPr>
       <w:r>
-        <w:rPr>
-          <w:b w:val="0"/>
-          <w:sz w:val="22"/>
-        </w:rPr>
-        <w:t>(b) Enteric fever</w:t>
+        <w:t xml:space="preserve">(c) Pain relieved by movement</w:t>
       </w:r>
     </w:p>
     <w:p>
-      <w:pPr>
-        <w:spacing w:after="0" w:before="0"/>
-      </w:pPr>
       <w:r>
-        <w:rPr>
-          <w:b w:val="0"/>
-          <w:sz w:val="22"/>
-        </w:rPr>
-        <w:t>(c) Dengue fever</w:t>
+        <w:t xml:space="preserve">(d) Rigid, painless abdomen</w:t>
       </w:r>
     </w:p>
     <w:p>
-      <w:pPr>
-        <w:spacing w:after="0" w:before="0"/>
-      </w:pPr>
       <w:r>
-        <w:rPr>
-          <w:b w:val="0"/>
-          <w:sz w:val="22"/>
-        </w:rPr>
-        <w:t>(d) Hay fever</w:t>
+        <w:t xml:space="preserve">Answer: a</w:t>
       </w:r>
     </w:p>
     <w:p>
-      <w:pPr>
-        <w:spacing w:after="0" w:before="40"/>
-      </w:pPr>
       <w:r>
-        <w:rPr>
-          <w:b/>
-          <w:sz w:val="22"/>
-        </w:rPr>
-        <w:t>Answer: b</w:t>
+        <w:t xml:space="preserve">Solution: Acute appendicitis causes right lower quadrant pain at McBurney's point with rebound tenderness. Movement worsens the pain. A rigid, painless abdomen suggests other conditions.</w:t>
       </w:r>
     </w:p>
     <w:p>
-      <w:pPr>
-        <w:spacing w:after="0" w:before="0"/>
-      </w:pPr>
       <w:r>
-        <w:rPr>
-          <w:b w:val="0"/>
-          <w:sz w:val="21"/>
-        </w:rPr>
-        <w:t>Solution: The Widal test is used in the diagnosis of enteric (typhoid) fever caused by Salmonella typhi.</w:t>
+        <w:t xml:space="preserve">Positive Marks: 1</w:t>
       </w:r>
     </w:p>
     <w:p>
-      <w:pPr>
-        <w:spacing w:after="0" w:before="0"/>
-      </w:pPr>
       <w:r>
-        <w:rPr>
-          <w:b w:val="0"/>
-          <w:sz w:val="20"/>
-        </w:rPr>
-        <w:t>Positive Marks: 1</w:t>
+        <w:t xml:space="preserve">Negative Marks: 0.25</w:t>
       </w:r>
     </w:p>
     <w:p>
-      <w:pPr>
-        <w:spacing w:after="160" w:before="0"/>
-      </w:pPr>
       <w:r>
-        <w:rPr>
-          <w:b w:val="0"/>
-          <w:sz w:val="20"/>
-        </w:rPr>
-        <w:t>Negative Marks: 0.25</w:t>
+        <w:t xml:space="preserve"/>
       </w:r>
     </w:p>
     <w:p>
-      <w:pPr>
-        <w:spacing w:after="20" w:before="120"/>
-      </w:pPr>
       <w:r>
-        <w:rPr>
-          <w:b/>
-          <w:sz w:val="22"/>
-        </w:rPr>
-        <w:t>Question: Corona virus has spread worldwide. This is known as:</w:t>
+        <w:t xml:space="preserve">Question: A client is prescribed a beta-blocker (metoprolol) for hypertension. The nurse should teach the client to:</w:t>
       </w:r>
     </w:p>
     <w:p>
-      <w:pPr>
-        <w:spacing w:after="0" w:before="0"/>
-      </w:pPr>
       <w:r>
-        <w:rPr>
-          <w:b w:val="0"/>
-          <w:sz w:val="22"/>
-        </w:rPr>
-        <w:t>(a) Epidemic</w:t>
+        <w:t xml:space="preserve">(a) Not stop the medication abruptly</w:t>
       </w:r>
     </w:p>
     <w:p>
-      <w:pPr>
-        <w:spacing w:after="0" w:before="0"/>
-      </w:pPr>
       <w:r>
-        <w:rPr>
-          <w:b w:val="0"/>
-          <w:sz w:val="22"/>
-        </w:rPr>
-        <w:t>(b) Zoonotic</w:t>
+        <w:t xml:space="preserve">(b) Take the medication with grapefruit juice</w:t>
       </w:r>
     </w:p>
     <w:p>
-      <w:pPr>
-        <w:spacing w:after="0" w:before="0"/>
-      </w:pPr>
       <w:r>
-        <w:rPr>
-          <w:b w:val="0"/>
-          <w:sz w:val="22"/>
-        </w:rPr>
-        <w:t>(c) Pandemic</w:t>
+        <w:t xml:space="preserve">(c) Expect a cough as a common side effect</w:t>
       </w:r>
     </w:p>
     <w:p>
-      <w:pPr>
-        <w:spacing w:after="0" w:before="0"/>
-      </w:pPr>
       <w:r>
-        <w:rPr>
-          <w:b w:val="0"/>
-          <w:sz w:val="22"/>
-        </w:rPr>
-        <w:t>(d) Endemic</w:t>
+        <w:t xml:space="preserve">(d) Take the medication only when the blood pressure is high</w:t>
       </w:r>
     </w:p>
     <w:p>
-      <w:pPr>
-        <w:spacing w:after="0" w:before="40"/>
-      </w:pPr>
       <w:r>
-        <w:rPr>
-          <w:b/>
-          <w:sz w:val="22"/>
-        </w:rPr>
-        <w:t>Answer: c</w:t>
+        <w:t xml:space="preserve">Answer: a</w:t>
       </w:r>
     </w:p>
     <w:p>
-      <w:pPr>
-        <w:spacing w:after="0" w:before="0"/>
-      </w:pPr>
       <w:r>
-        <w:rPr>
-          <w:b w:val="0"/>
-          <w:sz w:val="21"/>
-        </w:rPr>
-        <w:t>Solution: The worldwide spread of the coronavirus is known as a pandemic. A pandemic refers to the global outbreak of a disease that affects a significant number of people across multiple countries or continents. The COVID-19 pandemic, caused by the novel coronavirus SARS-CoV-2, was declared by the World Health Organization (WHO) on March 11, 2020. It has resulted in widespread illness, hospitalizations, and deaths, and has had far-reaching social, economic, and public health consequences. Efforts to control the pandemic have involved measures such as testing, contact tracing, quarantine, social distancing, and vaccination campaigns on a global scale.</w:t>
+        <w:t xml:space="preserve">Solution: Beta-blockers must be tapered gradually; abrupt withdrawal can cause rebound hypertension, tachycardia, and angina. Grapefruit juice interacts with calcium channel blockers, and cough is an ACE inhibitor effect.</w:t>
       </w:r>
     </w:p>
     <w:p>
-      <w:pPr>
-        <w:spacing w:after="0" w:before="0"/>
-      </w:pPr>
       <w:r>
-        <w:rPr>
-          <w:b w:val="0"/>
-          <w:sz w:val="20"/>
-        </w:rPr>
-        <w:t>Positive Marks: 1</w:t>
+        <w:t xml:space="preserve">Positive Marks: 1</w:t>
       </w:r>
     </w:p>
     <w:p>
-      <w:pPr>
-        <w:spacing w:after="160" w:before="0"/>
-      </w:pPr>
       <w:r>
-        <w:rPr>
-          <w:b w:val="0"/>
-          <w:sz w:val="20"/>
-        </w:rPr>
-        <w:t>Negative Marks: 0.25</w:t>
+        <w:t xml:space="preserve">Negative Marks: 0.25</w:t>
       </w:r>
     </w:p>
     <w:p>
-      <w:pPr>
-        <w:spacing w:after="20" w:before="120"/>
-      </w:pPr>
       <w:r>
-        <w:rPr>
-          <w:b/>
-          <w:sz w:val="22"/>
-        </w:rPr>
-        <w:t>Question: A nurse uses DPT vaccine and found that vial has granules. What is the next nursing action?</w:t>
+        <w:t xml:space="preserve">Question: A client with acute renal failure is on a fluid restriction of 1000 mL/day. Which nursing action is most important?</w:t>
       </w:r>
     </w:p>
     <w:p>
-      <w:pPr>
-        <w:spacing w:after="0" w:before="0"/>
-      </w:pPr>
       <w:r>
-        <w:rPr>
-          <w:b w:val="0"/>
-          <w:sz w:val="22"/>
-        </w:rPr>
-        <w:t>(a) Discard the vial</w:t>
+        <w:t xml:space="preserve">(a) Measure and document all intake and output</w:t>
       </w:r>
     </w:p>
     <w:p>
-      <w:pPr>
-        <w:spacing w:after="0" w:before="0"/>
-      </w:pPr>
       <w:r>
-        <w:rPr>
-          <w:b w:val="0"/>
-          <w:sz w:val="22"/>
-        </w:rPr>
-        <w:t>(b) Shake vigorously</w:t>
+        <w:t xml:space="preserve">(b) Encourage the client to drink extra fluids</w:t>
       </w:r>
     </w:p>
     <w:p>
-      <w:pPr>
-        <w:spacing w:after="0" w:before="0"/>
-      </w:pPr>
       <w:r>
-        <w:rPr>
-          <w:b w:val="0"/>
-          <w:sz w:val="22"/>
-        </w:rPr>
-        <w:t>(c) Check after 15 min</w:t>
+        <w:t xml:space="preserve">(c) Remove the fluid restriction since the client is thirsty</w:t>
       </w:r>
     </w:p>
     <w:p>
-      <w:pPr>
-        <w:spacing w:after="0" w:before="0"/>
-      </w:pPr>
       <w:r>
-        <w:rPr>
-          <w:b w:val="0"/>
-          <w:sz w:val="22"/>
-        </w:rPr>
-        <w:t>(d) Keep using the vial</w:t>
+        <w:t xml:space="preserve">(d) Offer ice chips without counting them as intake</w:t>
       </w:r>
     </w:p>
     <w:p>
-      <w:pPr>
-        <w:spacing w:after="0" w:before="40"/>
-      </w:pPr>
       <w:r>
-        <w:rPr>
-          <w:b/>
-          <w:sz w:val="22"/>
-        </w:rPr>
-        <w:t>Answer: a</w:t>
+        <w:t xml:space="preserve">Answer: a</w:t>
       </w:r>
     </w:p>
     <w:p>
-      <w:pPr>
-        <w:spacing w:after="0" w:before="0"/>
-      </w:pPr>
       <w:r>
-        <w:rPr>
-          <w:b w:val="0"/>
-          <w:sz w:val="21"/>
-        </w:rPr>
-        <w:t>Solution: A DPT vial showing granules has lost potency and must be discarded.</w:t>
+        <w:t xml:space="preserve">Solution: Accurate intake and output measurement is essential for clients on fluid restriction to maintain fluid balance. All intake, including ice chips, must be counted.</w:t>
       </w:r>
     </w:p>
     <w:p>
-      <w:pPr>
-        <w:spacing w:after="0" w:before="0"/>
-      </w:pPr>
       <w:r>
-        <w:rPr>
-          <w:b w:val="0"/>
-          <w:sz w:val="20"/>
-        </w:rPr>
-        <w:t>Positive Marks: 1</w:t>
+        <w:t xml:space="preserve">Positive Marks: 1</w:t>
       </w:r>
     </w:p>
     <w:p>
-      <w:pPr>
-        <w:spacing w:after="160" w:before="0"/>
-      </w:pPr>
       <w:r>
-        <w:rPr>
-          <w:b w:val="0"/>
-          <w:sz w:val="20"/>
-        </w:rPr>
-        <w:t>Negative Marks: 0.25</w:t>
+        <w:t xml:space="preserve">Negative Marks: 0.25</w:t>
       </w:r>
     </w:p>
     <w:p>
-      <w:pPr>
-        <w:spacing w:after="20" w:before="120"/>
-      </w:pPr>
       <w:r>
-        <w:rPr>
-          <w:b/>
-          <w:sz w:val="22"/>
-        </w:rPr>
-        <w:t>Question: In the acronym 'ASHA' (community health worker program in India), what does 'A' stand for?</w:t>
+        <w:t xml:space="preserve"/>
       </w:r>
     </w:p>
     <w:p>
-      <w:pPr>
-        <w:spacing w:after="0" w:before="0"/>
-      </w:pPr>
       <w:r>
-        <w:rPr>
-          <w:b w:val="0"/>
-          <w:sz w:val="22"/>
-        </w:rPr>
-        <w:t>(a) Accredited</w:t>
+        <w:t xml:space="preserve">Question: The nurse is caring for a client receiving an IV infusion of 1000 mL of D5NS at 50 mL/hour. How many hours will the infusion last?</w:t>
       </w:r>
     </w:p>
     <w:p>
-      <w:pPr>
-        <w:spacing w:after="0" w:before="0"/>
-      </w:pPr>
       <w:r>
-        <w:rPr>
-          <w:b w:val="0"/>
-          <w:sz w:val="22"/>
-        </w:rPr>
-        <w:t>(b) Automated</w:t>
+        <w:t xml:space="preserve">(a) 20 hours</w:t>
       </w:r>
     </w:p>
     <w:p>
-      <w:pPr>
-        <w:spacing w:after="0" w:before="0"/>
-      </w:pPr>
       <w:r>
-        <w:rPr>
-          <w:b w:val="0"/>
-          <w:sz w:val="22"/>
-        </w:rPr>
-        <w:t>(c) Actor</w:t>
+        <w:t xml:space="preserve">(b) 10 hours</w:t>
       </w:r>
     </w:p>
     <w:p>
-      <w:pPr>
-        <w:spacing w:after="0" w:before="0"/>
-      </w:pPr>
       <w:r>
-        <w:rPr>
-          <w:b w:val="0"/>
-          <w:sz w:val="22"/>
-        </w:rPr>
-        <w:t>(d) Accessory</w:t>
+        <w:t xml:space="preserve">(c) 15 hours</w:t>
       </w:r>
     </w:p>
     <w:p>
-      <w:pPr>
-        <w:spacing w:after="0" w:before="40"/>
-      </w:pPr>
       <w:r>
-        <w:rPr>
-          <w:b/>
-          <w:sz w:val="22"/>
-        </w:rPr>
-        <w:t>Answer: a</w:t>
+        <w:t xml:space="preserve">(d) 25 hours</w:t>
       </w:r>
     </w:p>
     <w:p>
-      <w:pPr>
-        <w:spacing w:after="0" w:before="0"/>
-      </w:pPr>
       <w:r>
-        <w:rPr>
-          <w:b w:val="0"/>
-          <w:sz w:val="21"/>
-        </w:rPr>
-        <w:t>Solution: ASHA stands for 'Accredited Social Health Activist', instituted under the National Rural Health Mission (NRHM).</w:t>
+        <w:t xml:space="preserve">Answer: a</w:t>
       </w:r>
     </w:p>
     <w:p>
-      <w:pPr>
-        <w:spacing w:after="0" w:before="0"/>
-      </w:pPr>
       <w:r>
-        <w:rPr>
-          <w:b w:val="0"/>
-          <w:sz w:val="20"/>
-        </w:rPr>
-        <w:t>Positive Marks: 1</w:t>
+        <w:t xml:space="preserve">Solution: 1000 mL ÷ 50 mL/hour = 20 hours.</w:t>
       </w:r>
     </w:p>
     <w:p>
-      <w:pPr>
-        <w:spacing w:after="160" w:before="0"/>
-      </w:pPr>
       <w:r>
-        <w:rPr>
-          <w:b w:val="0"/>
-          <w:sz w:val="20"/>
-        </w:rPr>
-        <w:t>Negative Marks: 0.25</w:t>
+        <w:t xml:space="preserve">Positive Marks: 1</w:t>
       </w:r>
     </w:p>
     <w:p>
-      <w:pPr>
-        <w:spacing w:after="20" w:before="120"/>
-      </w:pPr>
       <w:r>
-        <w:rPr>
-          <w:b/>
-          <w:sz w:val="22"/>
-        </w:rPr>
-        <w:t>Question: A nurse caring for a HIV positive patient got an accidental needle stick injury. Which of the following Is an appropriate immediate action following needle stick injury?</w:t>
+        <w:t xml:space="preserve">Negative Marks: 0.25</w:t>
       </w:r>
     </w:p>
     <w:p>
-      <w:pPr>
-        <w:spacing w:after="0" w:before="0"/>
-      </w:pPr>
       <w:r>
-        <w:rPr>
-          <w:b w:val="0"/>
-          <w:sz w:val="22"/>
-        </w:rPr>
-        <w:t>(a) Put the pricked finger in mouth</w:t>
+        <w:t xml:space="preserve"/>
       </w:r>
     </w:p>
     <w:p>
-      <w:pPr>
-        <w:spacing w:after="0" w:before="0"/>
-      </w:pPr>
       <w:r>
-        <w:rPr>
-          <w:b w:val="0"/>
-          <w:sz w:val="22"/>
-        </w:rPr>
-        <w:t>(b) Use bleach or alcohol to clean the wound</w:t>
+        <w:t xml:space="preserve">Question: A client with type 2 diabetes is prescribed metformin. The nurse should withhold the drug and notify the physician if the client develops:</w:t>
       </w:r>
     </w:p>
     <w:p>
-      <w:pPr>
-        <w:spacing w:after="0" w:before="0"/>
-      </w:pPr>
       <w:r>
-        <w:rPr>
-          <w:b w:val="0"/>
-          <w:sz w:val="22"/>
-        </w:rPr>
-        <w:t>(c) Wash the wound and surrounding skin with soap and rinse</w:t>
+        <w:t xml:space="preserve">(a) Renal impairment (elevated creatinine)</w:t>
       </w:r>
     </w:p>
     <w:p>
-      <w:pPr>
-        <w:spacing w:after="0" w:before="0"/>
-      </w:pPr>
       <w:r>
-        <w:rPr>
-          <w:b w:val="0"/>
-          <w:sz w:val="22"/>
-        </w:rPr>
-        <w:t>(d) Squeeze the wound to bleed it</w:t>
+        <w:t xml:space="preserve">(b) Mild nausea</w:t>
       </w:r>
     </w:p>
     <w:p>
-      <w:pPr>
-        <w:spacing w:after="0" w:before="40"/>
-      </w:pPr>
       <w:r>
-        <w:rPr>
-          <w:b/>
-          <w:sz w:val="22"/>
-        </w:rPr>
-        <w:t>Answer: c</w:t>
+        <w:t xml:space="preserve">(c) Headache</w:t>
       </w:r>
     </w:p>
     <w:p>
-      <w:pPr>
-        <w:spacing w:after="0" w:before="0"/>
-      </w:pPr>
       <w:r>
-        <w:rPr>
-          <w:b w:val="0"/>
-          <w:sz w:val="21"/>
-        </w:rPr>
-        <w:t>Solution: If is experienced the site should be washed with soap and water immediately, report the incident to supervisor, assess the exposure (type of fluid, type of needle, amount of blood on the needle, etc.), evaluate the status of patient and immediately seek the treatment according to protocol.</w:t>
+        <w:t xml:space="preserve">(d) Flatulence</w:t>
       </w:r>
     </w:p>
     <w:p>
-      <w:pPr>
-        <w:spacing w:after="0" w:before="0"/>
-      </w:pPr>
       <w:r>
-        <w:rPr>
-          <w:b w:val="0"/>
-          <w:sz w:val="20"/>
-        </w:rPr>
-        <w:t>Positive Marks: 1</w:t>
+        <w:t xml:space="preserve">Answer: a</w:t>
       </w:r>
     </w:p>
     <w:p>
-      <w:pPr>
-        <w:spacing w:after="160" w:before="0"/>
-      </w:pPr>
       <w:r>
-        <w:rPr>
-          <w:b w:val="0"/>
-          <w:sz w:val="20"/>
-        </w:rPr>
-        <w:t>Negative Marks: 0.25</w:t>
+        <w:t xml:space="preserve">Solution: Metformin is contraindicated or withheld in significant renal impairment because it increases the risk of lactic acidosis. Mild GI side effects are common and often transient.</w:t>
       </w:r>
     </w:p>
     <w:p>
-      <w:pPr>
-        <w:spacing w:after="20" w:before="120"/>
-      </w:pPr>
       <w:r>
-        <w:rPr>
-          <w:b/>
-          <w:sz w:val="22"/>
-        </w:rPr>
-        <w:t>Question: If NTG given to a client who is suspected for heart attack.The NTG is working in best way if patient?</w:t>
+        <w:t xml:space="preserve">Positive Marks: 1</w:t>
       </w:r>
     </w:p>
     <w:p>
-      <w:pPr>
-        <w:spacing w:after="0" w:before="0"/>
-      </w:pPr>
       <w:r>
-        <w:rPr>
-          <w:b w:val="0"/>
-          <w:sz w:val="22"/>
-        </w:rPr>
-        <w:t>(a) Feel burning sensation under the tongue</w:t>
+        <w:t xml:space="preserve">Negative Marks: 0.25</w:t>
       </w:r>
     </w:p>
     <w:p>
-      <w:pPr>
-        <w:spacing w:after="0" w:before="0"/>
-      </w:pPr>
       <w:r>
-        <w:rPr>
-          <w:b w:val="0"/>
-          <w:sz w:val="22"/>
-        </w:rPr>
-        <w:t>(b) Medicine given in dark room</w:t>
+        <w:t xml:space="preserve"/>
       </w:r>
     </w:p>
     <w:p>
-      <w:pPr>
-        <w:spacing w:after="0" w:before="0"/>
-      </w:pPr>
       <w:r>
-        <w:rPr>
-          <w:b w:val="0"/>
-          <w:sz w:val="22"/>
-        </w:rPr>
-        <w:t>(c) Feel mouth Itching</w:t>
+        <w:t xml:space="preserve">Question: A client who has undergone a total hip replacement is being positioned in bed. Which position should be avoided?</w:t>
       </w:r>
     </w:p>
     <w:p>
-      <w:pPr>
-        <w:spacing w:after="0" w:before="0"/>
-      </w:pPr>
       <w:r>
-        <w:rPr>
-          <w:b w:val="0"/>
-          <w:sz w:val="22"/>
-        </w:rPr>
-        <w:t>(d) Feel blurred vision</w:t>
+        <w:t xml:space="preserve">(a) Adducting the legs past the midline</w:t>
       </w:r>
     </w:p>
     <w:p>
-      <w:pPr>
-        <w:spacing w:after="0" w:before="40"/>
-      </w:pPr>
       <w:r>
-        <w:rPr>
-          <w:b/>
-          <w:sz w:val="22"/>
-        </w:rPr>
-        <w:t>Answer: a</w:t>
+        <w:t xml:space="preserve">(b) Keeping a pillow between the knees</w:t>
       </w:r>
     </w:p>
     <w:p>
-      <w:pPr>
-        <w:spacing w:after="0" w:before="0"/>
-      </w:pPr>
       <w:r>
-        <w:rPr>
-          <w:b w:val="0"/>
-          <w:sz w:val="21"/>
-        </w:rPr>
-        <w:t>Solution: If NTG given to a client who is suspected for heart attack. The NTG is working in the best way if the patient feels a burning sensation under the tongue. Nitroglycerin (NTG) is a vasodilator used to treat chest pain or angina. When given to a patient who is suspected of having a heart attack, the aim is to relieve the chest pain, improve blood flow to the heart, and prevent further damage to the heart muscle. The burning sensation under the tongue is a common side effect of NTG and indicates that the medication is working. The medication is absorbed through the mucous membrane under the tongue, and the sensation is a sign that medication is being absorbed and is dilating the blood vessels around the heart. It is important to note that if the chest pain persists or worsens despite taking NTG, immediate medical attention should be sought.</w:t>
+        <w:t xml:space="preserve">(c) Using an abduction pillow</w:t>
       </w:r>
     </w:p>
     <w:p>
-      <w:pPr>
-        <w:spacing w:after="0" w:before="0"/>
-      </w:pPr>
       <w:r>
-        <w:rPr>
-          <w:b w:val="0"/>
-          <w:sz w:val="20"/>
-        </w:rPr>
-        <w:t>Positive Marks: 1</w:t>
+        <w:t xml:space="preserve">(d) Placing a pillow between the legs when turning</w:t>
       </w:r>
     </w:p>
     <w:p>
-      <w:pPr>
-        <w:spacing w:after="160" w:before="0"/>
-      </w:pPr>
       <w:r>
-        <w:rPr>
-          <w:b w:val="0"/>
-          <w:sz w:val="20"/>
-        </w:rPr>
-        <w:t>Negative Marks: 0.25</w:t>
+        <w:t xml:space="preserve">Answer: a</w:t>
       </w:r>
     </w:p>
     <w:p>
-      <w:pPr>
-        <w:spacing w:after="20" w:before="120"/>
-      </w:pPr>
       <w:r>
-        <w:rPr>
-          <w:b/>
-          <w:sz w:val="22"/>
-        </w:rPr>
-        <w:t>Question: Which of the following is the leading cause of child mortality worldwide?</w:t>
+        <w:t xml:space="preserve">Solution: After total hip replacement, the hip must not be adducted past midline, flexed beyond 90 degrees, or internally rotated — these positions can dislocate the prosthesis. Abduction pillows and pillows between the legs prevent dislocation.</w:t>
       </w:r>
     </w:p>
     <w:p>
-      <w:pPr>
-        <w:spacing w:after="0" w:before="0"/>
-      </w:pPr>
       <w:r>
-        <w:rPr>
-          <w:b w:val="0"/>
-          <w:sz w:val="22"/>
-        </w:rPr>
-        <w:t>(a) Obstetrical haemorrhage</w:t>
+        <w:t xml:space="preserve">Positive Marks: 1</w:t>
       </w:r>
     </w:p>
     <w:p>
-      <w:pPr>
-        <w:spacing w:after="0" w:before="0"/>
-      </w:pPr>
       <w:r>
-        <w:rPr>
-          <w:b w:val="0"/>
-          <w:sz w:val="22"/>
-        </w:rPr>
-        <w:t>(b) Pneumonia</w:t>
+        <w:t xml:space="preserve">Negative Marks: 0.25</w:t>
       </w:r>
     </w:p>
     <w:p>
-      <w:pPr>
-        <w:spacing w:after="0" w:before="0"/>
-      </w:pPr>
       <w:r>
-        <w:rPr>
-          <w:b w:val="0"/>
-          <w:sz w:val="22"/>
-        </w:rPr>
-        <w:t>(c) Diarrhoea</w:t>
+        <w:t xml:space="preserve"/>
       </w:r>
     </w:p>
     <w:p>
-      <w:pPr>
-        <w:spacing w:after="0" w:before="0"/>
-      </w:pPr>
       <w:r>
-        <w:rPr>
-          <w:b w:val="0"/>
-          <w:sz w:val="22"/>
-        </w:rPr>
-        <w:t>(d) Malaria</w:t>
+        <w:t xml:space="preserve">Question: The nurse is assessing a client with hyperthyroidism who is experiencing a thyroid storm. Which finding is most concerning?</w:t>
       </w:r>
     </w:p>
     <w:p>
-      <w:pPr>
-        <w:spacing w:after="0" w:before="40"/>
-      </w:pPr>
       <w:r>
-        <w:rPr>
-          <w:b/>
-          <w:sz w:val="22"/>
-        </w:rPr>
-        <w:t>Answer: b</w:t>
+        <w:t xml:space="preserve">(a) Temperature of 40°C (104°F) and heart rate of 150 beats per minute</w:t>
       </w:r>
     </w:p>
     <w:p>
-      <w:pPr>
-        <w:spacing w:after="0" w:before="0"/>
-      </w:pPr>
       <w:r>
-        <w:rPr>
-          <w:b w:val="0"/>
-          <w:sz w:val="21"/>
-        </w:rPr>
-        <w:t>Solution: Pneumonia is the leading cause of child mortality worldwide. According to the World Health Organization (WHO), pneumonia accounts for approximately 15% of all deaths in children under five years of age globally. Other leading causes of child mortality include diarrhea, malaria, and obstetrical hemorrhage.</w:t>
+        <w:t xml:space="preserve">(b) Mild anxiety</w:t>
       </w:r>
     </w:p>
     <w:p>
-      <w:pPr>
-        <w:spacing w:after="0" w:before="0"/>
-      </w:pPr>
       <w:r>
-        <w:rPr>
-          <w:b w:val="0"/>
-          <w:sz w:val="20"/>
-        </w:rPr>
-        <w:t>Positive Marks: 1</w:t>
+        <w:t xml:space="preserve">(c) Slight weight loss</w:t>
       </w:r>
     </w:p>
     <w:p>
-      <w:pPr>
-        <w:spacing w:after="160" w:before="0"/>
-      </w:pPr>
       <w:r>
-        <w:rPr>
-          <w:b w:val="0"/>
-          <w:sz w:val="20"/>
-        </w:rPr>
-        <w:t>Negative Marks: 0.25</w:t>
+        <w:t xml:space="preserve">(d) Tremors</w:t>
       </w:r>
     </w:p>
     <w:p>
-      <w:pPr>
-        <w:spacing w:after="20" w:before="120"/>
-      </w:pPr>
       <w:r>
-        <w:rPr>
-          <w:b/>
-          <w:sz w:val="22"/>
-        </w:rPr>
-        <w:t>Question: Following patient death, the subjective emotional and psychological process experienced by surviving loved ones is called</w:t>
+        <w:t xml:space="preserve">Answer: a</w:t>
       </w:r>
     </w:p>
     <w:p>
-      <w:pPr>
-        <w:spacing w:after="0" w:before="0"/>
-      </w:pPr>
       <w:r>
-        <w:rPr>
-          <w:b w:val="0"/>
-          <w:sz w:val="22"/>
-        </w:rPr>
-        <w:t>(a) Compliance</w:t>
+        <w:t xml:space="preserve">Solution: Thyroid storm is a life-threatening complication with extreme hyperpyrexia, tachycardia, agitation, and possibly delirium. It requires aggressive treatment including cooling, beta-blockers, and antithyroid drugs.</w:t>
       </w:r>
     </w:p>
     <w:p>
-      <w:pPr>
-        <w:spacing w:after="0" w:before="0"/>
-      </w:pPr>
       <w:r>
-        <w:rPr>
-          <w:b w:val="0"/>
-          <w:sz w:val="22"/>
-        </w:rPr>
-        <w:t>(b) Bereavement</w:t>
+        <w:t xml:space="preserve">Positive Marks: 1</w:t>
       </w:r>
     </w:p>
     <w:p>
-      <w:pPr>
-        <w:spacing w:after="0" w:before="0"/>
-      </w:pPr>
       <w:r>
-        <w:rPr>
-          <w:b w:val="0"/>
-          <w:sz w:val="22"/>
-        </w:rPr>
-        <w:t>(c) Mourning</w:t>
+        <w:t xml:space="preserve">Negative Marks: 0.25</w:t>
       </w:r>
     </w:p>
     <w:p>
-      <w:pPr>
-        <w:spacing w:after="0" w:before="0"/>
-      </w:pPr>
       <w:r>
-        <w:rPr>
-          <w:b w:val="0"/>
-          <w:sz w:val="22"/>
-        </w:rPr>
-        <w:t>(d) Grief</w:t>
+        <w:t xml:space="preserve"/>
       </w:r>
     </w:p>
     <w:p>
-      <w:pPr>
-        <w:spacing w:after="0" w:before="40"/>
-      </w:pPr>
       <w:r>
-        <w:rPr>
-          <w:b/>
-          <w:sz w:val="22"/>
-        </w:rPr>
-        <w:t>Answer: d</w:t>
+        <w:t xml:space="preserve">Question: A client is prescribed a low-residue diet. Which food should the client avoid?</w:t>
       </w:r>
     </w:p>
     <w:p>
-      <w:pPr>
-        <w:spacing w:after="0" w:before="0"/>
-      </w:pPr>
       <w:r>
-        <w:rPr>
-          <w:b w:val="0"/>
-          <w:sz w:val="21"/>
-        </w:rPr>
-        <w:t>Solution: Grief is the intense subjective emotional response experienced in reaction to a significant loss or death.</w:t>
+        <w:t xml:space="preserve">(a) Whole grain bread</w:t>
       </w:r>
     </w:p>
     <w:p>
-      <w:pPr>
-        <w:spacing w:after="0" w:before="0"/>
-      </w:pPr>
       <w:r>
-        <w:rPr>
-          <w:b w:val="0"/>
-          <w:sz w:val="20"/>
-        </w:rPr>
-        <w:t>Positive Marks: 1</w:t>
+        <w:t xml:space="preserve">(b) White rice</w:t>
       </w:r>
     </w:p>
     <w:p>
-      <w:pPr>
-        <w:spacing w:after="160" w:before="0"/>
-      </w:pPr>
       <w:r>
-        <w:rPr>
-          <w:b w:val="0"/>
-          <w:sz w:val="20"/>
-        </w:rPr>
-        <w:t>Negative Marks: 0.25</w:t>
+        <w:t xml:space="preserve">(c) Peeled potatoes</w:t>
       </w:r>
     </w:p>
     <w:p>
-      <w:pPr>
-        <w:spacing w:after="20" w:before="120"/>
-      </w:pPr>
       <w:r>
-        <w:rPr>
-          <w:b/>
-          <w:sz w:val="22"/>
-        </w:rPr>
-        <w:t>Question: Which vitamin deficiency may cause night blindness?</w:t>
+        <w:t xml:space="preserve">(d) Strained fruit juice</w:t>
       </w:r>
     </w:p>
     <w:p>
-      <w:pPr>
-        <w:spacing w:after="0" w:before="0"/>
-      </w:pPr>
       <w:r>
-        <w:rPr>
-          <w:b w:val="0"/>
-          <w:sz w:val="22"/>
-        </w:rPr>
-        <w:t>(a) Vitamin A</w:t>
+        <w:t xml:space="preserve">Answer: a</w:t>
       </w:r>
     </w:p>
     <w:p>
-      <w:pPr>
-        <w:spacing w:after="0" w:before="0"/>
-      </w:pPr>
       <w:r>
-        <w:rPr>
-          <w:b w:val="0"/>
-          <w:sz w:val="22"/>
-        </w:rPr>
-        <w:t>(b) Vitamin C</w:t>
+        <w:t xml:space="preserve">Solution: A low-residue diet limits fiber; whole grains are high in fiber and should be avoided. White rice, peeled potatoes, and strained juices are allowed.</w:t>
       </w:r>
     </w:p>
     <w:p>
-      <w:pPr>
-        <w:spacing w:after="0" w:before="0"/>
-      </w:pPr>
       <w:r>
-        <w:rPr>
-          <w:b w:val="0"/>
-          <w:sz w:val="22"/>
-        </w:rPr>
-        <w:t>(c) Vitamin K</w:t>
+        <w:t xml:space="preserve">Positive Marks: 1</w:t>
       </w:r>
     </w:p>
     <w:p>
-      <w:pPr>
-        <w:spacing w:after="0" w:before="0"/>
-      </w:pPr>
       <w:r>
-        <w:rPr>
-          <w:b w:val="0"/>
-          <w:sz w:val="22"/>
-        </w:rPr>
-        <w:t>(d) Vitamin E</w:t>
+        <w:t xml:space="preserve">Negative Marks: 0.25</w:t>
       </w:r>
     </w:p>
     <w:p>
-      <w:pPr>
-        <w:spacing w:after="0" w:before="40"/>
-      </w:pPr>
       <w:r>
-        <w:rPr>
-          <w:b/>
-          <w:sz w:val="22"/>
-        </w:rPr>
-        <w:t>Answer: a</w:t>
+        <w:t xml:space="preserve"/>
       </w:r>
     </w:p>
     <w:p>
-      <w:pPr>
-        <w:spacing w:after="0" w:before="0"/>
-      </w:pPr>
       <w:r>
-        <w:rPr>
-          <w:b w:val="0"/>
-          <w:sz w:val="21"/>
-        </w:rPr>
-        <w:t>Solution: Vitamin A (retinol) deficiency causes night blindness and xerophthalmia.</w:t>
+        <w:t xml:space="preserve">Question: A nurse is preparing a client for an IV pyelogram (IVP). The nurse should first assess:</w:t>
       </w:r>
     </w:p>
     <w:p>
-      <w:pPr>
-        <w:spacing w:after="0" w:before="0"/>
-      </w:pPr>
       <w:r>
-        <w:rPr>
-          <w:b w:val="0"/>
-          <w:sz w:val="20"/>
-        </w:rPr>
-        <w:t>Positive Marks: 1</w:t>
+        <w:t xml:space="preserve">(a) Allergy to iodine or shellfish</w:t>
       </w:r>
     </w:p>
     <w:p>
-      <w:pPr>
-        <w:spacing w:after="160" w:before="0"/>
-      </w:pPr>
       <w:r>
-        <w:rPr>
-          <w:b w:val="0"/>
-          <w:sz w:val="20"/>
-        </w:rPr>
-        <w:t>Negative Marks: 0.25</w:t>
+        <w:t xml:space="preserve">(b) The client's dietary preferences</w:t>
       </w:r>
     </w:p>
     <w:p>
-      <w:pPr>
-        <w:spacing w:after="20" w:before="120"/>
-      </w:pPr>
       <w:r>
-        <w:rPr>
-          <w:b/>
-          <w:sz w:val="22"/>
-        </w:rPr>
-        <w:t>Question: During suctioning, the patient complains of respiratory distress. First nursing action should be:</w:t>
+        <w:t xml:space="preserve">(c) The client's shoe size</w:t>
       </w:r>
     </w:p>
     <w:p>
-      <w:pPr>
-        <w:spacing w:after="0" w:before="0"/>
-      </w:pPr>
       <w:r>
-        <w:rPr>
-          <w:b w:val="0"/>
-          <w:sz w:val="22"/>
-        </w:rPr>
-        <w:t>(a) Suction rapidly in 5 sec and remove the catheter</w:t>
+        <w:t xml:space="preserve">(d) Whether the client has a pacemaker</w:t>
       </w:r>
     </w:p>
     <w:p>
-      <w:pPr>
-        <w:spacing w:after="0" w:before="0"/>
-      </w:pPr>
       <w:r>
-        <w:rPr>
-          <w:b w:val="0"/>
-          <w:sz w:val="22"/>
-        </w:rPr>
-        <w:t>(b) Immediately remove suction catheter</w:t>
+        <w:t xml:space="preserve">Answer: a</w:t>
       </w:r>
     </w:p>
     <w:p>
-      <w:pPr>
-        <w:spacing w:after="0" w:before="0"/>
-      </w:pPr>
       <w:r>
-        <w:rPr>
-          <w:b w:val="0"/>
-          <w:sz w:val="22"/>
-        </w:rPr>
-        <w:t>(c) Call doctor immediately</w:t>
+        <w:t xml:space="preserve">Solution: IVP uses iodinated contrast, so the nurse must screen for iodine/shellfish allergy and renal function. A pacemaker is a concern for MRI, not IVP.</w:t>
       </w:r>
     </w:p>
     <w:p>
-      <w:pPr>
-        <w:spacing w:after="0" w:before="0"/>
-      </w:pPr>
       <w:r>
-        <w:rPr>
-          <w:b w:val="0"/>
-          <w:sz w:val="22"/>
-        </w:rPr>
-        <w:t>(d) Call senior nurse</w:t>
+        <w:t xml:space="preserve">Positive Marks: 1</w:t>
       </w:r>
     </w:p>
     <w:p>
-      <w:pPr>
-        <w:spacing w:after="0" w:before="40"/>
-      </w:pPr>
       <w:r>
-        <w:rPr>
-          <w:b/>
-          <w:sz w:val="22"/>
-        </w:rPr>
-        <w:t>Answer: b</w:t>
+        <w:t xml:space="preserve">Negative Marks: 0.25</w:t>
       </w:r>
     </w:p>
     <w:p>
-      <w:pPr>
-        <w:spacing w:after="0" w:before="0"/>
-      </w:pPr>
       <w:r>
-        <w:rPr>
-          <w:b w:val="0"/>
-          <w:sz w:val="21"/>
-        </w:rPr>
-        <w:t>Solution: If the patient develops respiratory distress during suctioning, the first action is to remove the suction catheter immediately.</w:t>
+        <w:t xml:space="preserve"/>
       </w:r>
     </w:p>
     <w:p>
-      <w:pPr>
-        <w:spacing w:after="0" w:before="0"/>
-      </w:pPr>
       <w:r>
-        <w:rPr>
-          <w:b w:val="0"/>
-          <w:sz w:val="20"/>
-        </w:rPr>
-        <w:t>Positive Marks: 1</w:t>
+        <w:t xml:space="preserve">Question: A client with chronic kidney disease complains of pruritus. The nurse should teach the client to:</w:t>
       </w:r>
     </w:p>
     <w:p>
-      <w:pPr>
-        <w:spacing w:after="160" w:before="0"/>
-      </w:pPr>
       <w:r>
-        <w:rPr>
-          <w:b w:val="0"/>
-          <w:sz w:val="20"/>
-        </w:rPr>
-        <w:t>Negative Marks: 0.25</w:t>
+        <w:t xml:space="preserve">(a) Use lukewarm water and moisturizing lotions</w:t>
       </w:r>
     </w:p>
     <w:p>
-      <w:pPr>
-        <w:spacing w:after="20" w:before="120"/>
-      </w:pPr>
       <w:r>
-        <w:rPr>
-          <w:b/>
-          <w:sz w:val="22"/>
-        </w:rPr>
-        <w:t>Question: Who discovered the nasal COVID vaccine?</w:t>
+        <w:t xml:space="preserve">(b) Use hot water to relieve itching</w:t>
       </w:r>
     </w:p>
     <w:p>
-      <w:pPr>
-        <w:spacing w:after="0" w:before="0"/>
-      </w:pPr>
       <w:r>
-        <w:rPr>
-          <w:b w:val="0"/>
-          <w:sz w:val="22"/>
-        </w:rPr>
-        <w:t>(a) AstraZeneca</w:t>
+        <w:t xml:space="preserve">(c) Scratch the skin vigorously</w:t>
       </w:r>
     </w:p>
     <w:p>
-      <w:pPr>
-        <w:spacing w:after="0" w:before="0"/>
-      </w:pPr>
       <w:r>
-        <w:rPr>
-          <w:b w:val="0"/>
-          <w:sz w:val="22"/>
-        </w:rPr>
-        <w:t>(b) National Institute of Virology</w:t>
+        <w:t xml:space="preserve">(d) Use harsh soaps daily</w:t>
       </w:r>
     </w:p>
     <w:p>
-      <w:pPr>
-        <w:spacing w:after="0" w:before="0"/>
-      </w:pPr>
       <w:r>
-        <w:rPr>
-          <w:b w:val="0"/>
-          <w:sz w:val="22"/>
-        </w:rPr>
-        <w:t>(c) Serum institute of India</w:t>
+        <w:t xml:space="preserve">Answer: a</w:t>
       </w:r>
     </w:p>
     <w:p>
-      <w:pPr>
-        <w:spacing w:after="0" w:before="0"/>
-      </w:pPr>
       <w:r>
-        <w:rPr>
-          <w:b w:val="0"/>
-          <w:sz w:val="22"/>
-        </w:rPr>
-        <w:t>(d) Bharat biotech</w:t>
+        <w:t xml:space="preserve">Solution: Pruritus in CKD is managed with lukewarm baths, mild soap, moisturizers, and avoiding scratching. Hot water and harsh soaps dry the skin and worsen itching.</w:t>
       </w:r>
     </w:p>
     <w:p>
-      <w:pPr>
-        <w:spacing w:after="0" w:before="40"/>
-      </w:pPr>
       <w:r>
-        <w:rPr>
-          <w:b/>
-          <w:sz w:val="22"/>
-        </w:rPr>
-        <w:t>Answer: d</w:t>
+        <w:t xml:space="preserve">Positive Marks: 1</w:t>
       </w:r>
     </w:p>
     <w:p>
-      <w:pPr>
-        <w:spacing w:after="0" w:before="0"/>
-      </w:pPr>
       <w:r>
-        <w:rPr>
-          <w:b w:val="0"/>
-          <w:sz w:val="21"/>
-        </w:rPr>
-        <w:t>Solution: The nasal COVID vaccine was discovered by Bharat Biotech. Bharat Biotech, an Indian biotechnology company, developed and manufactured a nasal vaccine for COVID-19. The vaccine, named Covaxin, is administered through the intranasal route, utilizing the nasal mucosa to stimulate an immune response against the SARS-CoV-2 virus. Covaxin has undergone clinical trials and received regulatory approvals for emergency use. The development of nasal vaccines offers an alternative and potentially more covid convenient method of immunization, particularly for individuals who may have difficulty with traditional intramuscular injections.</w:t>
+        <w:t xml:space="preserve">Negative Marks: 0.25</w:t>
       </w:r>
     </w:p>
     <w:p>
-      <w:pPr>
-        <w:spacing w:after="0" w:before="0"/>
-      </w:pPr>
       <w:r>
-        <w:rPr>
-          <w:b w:val="0"/>
-          <w:sz w:val="20"/>
-        </w:rPr>
-        <w:t>Positive Marks: 1</w:t>
+        <w:t xml:space="preserve"/>
       </w:r>
     </w:p>
     <w:p>
-      <w:pPr>
-        <w:spacing w:after="160" w:before="0"/>
-      </w:pPr>
       <w:r>
-        <w:rPr>
-          <w:b w:val="0"/>
-          <w:sz w:val="20"/>
-        </w:rPr>
-        <w:t>Negative Marks: 0.25</w:t>
+        <w:t xml:space="preserve">Question: The nurse is caring for a client who had a stroke and has dysphagia. Which intervention is most appropriate during meals?</w:t>
+      </w:r>
+    </w:p>
+    <w:p>
+      <w:r>
+        <w:t xml:space="preserve">(a) Place food on the unaffected side of the mouth</w:t>
+      </w:r>
+    </w:p>
+    <w:p>
+      <w:r>
+        <w:t xml:space="preserve">(b) Offer thin liquids to make swallowing easier</w:t>
+      </w:r>
+    </w:p>
+    <w:p>
+      <w:r>
+        <w:t xml:space="preserve">(c) Keep the head of the bed flat</w:t>
+      </w:r>
+    </w:p>
+    <w:p>
+      <w:r>
+        <w:t xml:space="preserve">(d) Feed the client rapidly to finish the meal</w:t>
+      </w:r>
+    </w:p>
+    <w:p>
+      <w:r>
+        <w:t xml:space="preserve">Answer: a</w:t>
+      </w:r>
+    </w:p>
+    <w:p>
+      <w:r>
+        <w:t xml:space="preserve">Solution: Food placed on the unaffected side of the mouth uses intact muscle control for chewing and swallowing. Thickened liquids, an upright position, and slow feeding reduce aspiration risk.</w:t>
+      </w:r>
+    </w:p>
+    <w:p>
+      <w:r>
+        <w:t xml:space="preserve">Positive Marks: 1</w:t>
+      </w:r>
+    </w:p>
+    <w:p>
+      <w:r>
+        <w:t xml:space="preserve">Negative Marks: 0.25</w:t>
+      </w:r>
+    </w:p>
+    <w:p>
+      <w:r>
+        <w:t xml:space="preserve"/>
+      </w:r>
+    </w:p>
+    <w:p>
+      <w:r>
+        <w:t xml:space="preserve">Question: A client with acute hepatitis B is being discharged. Which teaching is most important?</w:t>
+      </w:r>
+    </w:p>
+    <w:p>
+      <w:r>
+        <w:t xml:space="preserve">(a) Avoid alcohol and hepatotoxic drugs</w:t>
+      </w:r>
+    </w:p>
+    <w:p>
+      <w:r>
+        <w:t xml:space="preserve">(b) Resume a high-fat diet immediately</w:t>
+      </w:r>
+    </w:p>
+    <w:p>
+      <w:r>
+        <w:t xml:space="preserve">(c) Skip follow-up blood tests</w:t>
+      </w:r>
+    </w:p>
+    <w:p>
+      <w:r>
+        <w:t xml:space="preserve">(d) Share needles with household members</w:t>
+      </w:r>
+    </w:p>
+    <w:p>
+      <w:r>
+        <w:t xml:space="preserve">Answer: a</w:t>
+      </w:r>
+    </w:p>
+    <w:p>
+      <w:r>
+        <w:t xml:space="preserve">Solution: The liver needs to heal: alcohol and hepatotoxic drugs are avoided. A nutritious diet, rest, follow-up labs, and avoiding sharing needles are essential for recovery and preventing transmission.</w:t>
+      </w:r>
+    </w:p>
+    <w:p>
+      <w:r>
+        <w:t xml:space="preserve">Positive Marks: 1</w:t>
+      </w:r>
+    </w:p>
+    <w:p>
+      <w:r>
+        <w:t xml:space="preserve">Negative Marks: 0.25</w:t>
       </w:r>
     </w:p>
     <w:sectPr>
       <w:pgSz w:w="12240" w:h="15840"/>
-      <w:pgMar w:top="864" w:right="1008" w:bottom="864" w:left="1008" w:header="720" w:footer="720" w:gutter="0"/>
+      <w:pgMar w:top="1440" w:right="1800" w:bottom="1440" w:left="1800" w:header="720" w:footer="720" w:gutter="0"/>
       <w:cols w:space="720"/>
       <w:docGrid w:linePitch="360"/>
     </w:sectPr>
@@ -2535,10 +1365,6 @@
     <w:name w:val="Normal"/>
     <w:qFormat/>
     <w:rsid w:val="00FC693F"/>
-    <w:rPr>
-      <w:rFonts w:ascii="Calibri" w:hAnsi="Calibri"/>
-      <w:sz w:val="22"/>
-    </w:rPr>
   </w:style>
   <w:style w:type="paragraph" w:styleId="Header">
     <w:name w:val="header"/>
